--- a/docs/grant-summaries/lta-capacity-2026.docx
+++ b/docs/grant-summaries/lta-capacity-2026.docx
@@ -530,7 +530,7 @@
         </w:rPr>
         <w:t xml:space="preserve">Official funder page: </w:t>
       </w:r>
-      <w:hyperlink w:history="1" r:id="rIdwtwumzztxopdosp0sqicw">
+      <w:hyperlink w:history="1" r:id="rId0wx_jh2aryad9erncykpr">
         <w:r>
           <w:rPr>
             <w:rStyle w:val="Hyperlink"/>

--- a/docs/grant-summaries/lta-capacity-2026.docx
+++ b/docs/grant-summaries/lta-capacity-2026.docx
@@ -530,7 +530,7 @@
         </w:rPr>
         <w:t xml:space="preserve">Official funder page: </w:t>
       </w:r>
-      <w:hyperlink w:history="1" r:id="rId0wx_jh2aryad9erncykpr">
+      <w:hyperlink w:history="1" r:id="rIdt3cch9zrrjx4g5k5-qo2_">
         <w:r>
           <w:rPr>
             <w:rStyle w:val="Hyperlink"/>

--- a/docs/grant-summaries/lta-capacity-2026.docx
+++ b/docs/grant-summaries/lta-capacity-2026.docx
@@ -444,6 +444,23 @@
         <w:pStyle w:val="Heading2"/>
       </w:pPr>
       <w:r>
+        <w:t xml:space="preserve">How This Applies to Proud Ground</w:t>
+      </w:r>
+    </w:p>
+    <w:p>
+      <w:r>
+        <w:rPr>
+          <w:sz w:val="22"/>
+          <w:szCs w:val="22"/>
+        </w:rPr>
+        <w:t xml:space="preserve">As an Oregon community land trust, Proud Ground sits squarely in this program's target applicant pool and can use the award to strengthen stewardship and community-engagement capacity. A strong request would frame the work around deepening BIPOC homebuyer outreach or staff capacity for managing its growing portfolio of land-trust homes.</w:t>
+      </w:r>
+    </w:p>
+    <w:p>
+      <w:pPr>
+        <w:pStyle w:val="Heading2"/>
+      </w:pPr>
+      <w:r>
         <w:t xml:space="preserve">Application Checklist — What You’ll Need</w:t>
       </w:r>
     </w:p>
@@ -530,7 +547,7 @@
         </w:rPr>
         <w:t xml:space="preserve">Official funder page: </w:t>
       </w:r>
-      <w:hyperlink w:history="1" r:id="rIdt3cch9zrrjx4g5k5-qo2_">
+      <w:hyperlink w:history="1" r:id="rIdt5x4foylatept9x0gsfp0">
         <w:r>
           <w:rPr>
             <w:rStyle w:val="Hyperlink"/>

--- a/docs/grant-summaries/lta-capacity-2026.docx
+++ b/docs/grant-summaries/lta-capacity-2026.docx
@@ -547,7 +547,7 @@
         </w:rPr>
         <w:t xml:space="preserve">Official funder page: </w:t>
       </w:r>
-      <w:hyperlink w:history="1" r:id="rIdt5x4foylatept9x0gsfp0">
+      <w:hyperlink w:history="1" r:id="rId8xur-2jfbmqwkjvayn_pg">
         <w:r>
           <w:rPr>
             <w:rStyle w:val="Hyperlink"/>
